--- a/questions/3-4_모니터링_2부 (5문제).docx
+++ b/questions/3-4_모니터링_2부 (5문제).docx
@@ -114,13 +114,11 @@
           <w:b/>
           <w:color w:val="0000FF"/>
         </w:rPr>
-        <w:t xml:space="preserve">A. </w:t>
-      </w:r>
-      <w:r>
-        <w:t>아니오-예-예</w:t>
+        <w:t>A. 예-예-예</w:t>
         <w:br/>
         <w:t>177</w:t>
       </w:r>
+      <w:r/>
     </w:p>
     <w:p/>
     <w:sectPr>
